--- a/assets/cases/Dispatch_Dynamics_Recommendation_Gap_Case.docx
+++ b/assets/cases/Dispatch_Dynamics_Recommendation_Gap_Case.docx
@@ -15,10 +15,7 @@
         <w:pStyle w:val="CaseSubtitle"/>
       </w:pPr>
       <w:r>
-        <w:t xml:space="preserve">The </w:t>
-      </w:r>
-      <w:r>
-        <w:t>Recommendation Gap</w:t>
+        <w:t>The Recommendation Gap</w:t>
       </w:r>
     </w:p>
     <w:p>
@@ -78,13 +75,8 @@
     </w:p>
     <w:p>
       <w:r>
-        <w:t xml:space="preserve">At 7:15 on a Monday morning, Maya Chen, chief customer officer of Dispatch Dynamics, studied a dashboard that seemed to contradict the company’s sales story. The software company </w:t>
+        <w:t>At 7:15 on a Monday morning, Maya Chen, chief customer officer of Dispatch Dynamics, studied a dashboard that seemed to contradict the company’s sales story. The software company had</w:t>
       </w:r>
-      <w:proofErr w:type="gramStart"/>
-      <w:r>
-        <w:t>had</w:t>
-      </w:r>
-      <w:proofErr w:type="gramEnd"/>
       <w:r>
         <w:t xml:space="preserve"> completed twelve implementations of its truckload dispatching platform. Several customers reported meaningful gains in revenue per tractor, loaded miles, planning productivity, and network consistency. Yet across the portfolio, only 43 percent of eligible driver recommendations were being followed without material modification.</w:t>
       </w:r>
@@ -114,12 +106,18 @@
     </w:p>
     <w:p>
       <w:r>
-        <w:t>Dispatch Dynamics sold decision-automation software to midsize and large truckload carriers. The platform generated load-acceptance and driver-dispatch recommendations while accounting for downstream consequences. Its central claim was that a planner should not evaluate a driver-load pairing only by its immediate revenue or empty miles. The pairing also changed where the driver would be positioned, which future loads remained feasible, whether home-time commitments could be met, and how scarce capacity would be distributed across the network.</w:t>
+        <w:t>Dispatch Dynamics sold decision-automation software to midsize and large truckload carriers. The platform generated load-acceptance and driver-dispatch recommendations while accounting for downstream consequences. Its central claim was that a planner should not evaluate a driver-load pairing only by its immediate revenue or empty miles. The pairing also changed where the driver would be positioned, which future loads remained feasible, whether home-time commitments could be met, and how scarce capacity woul</w:t>
+      </w:r>
+      <w:r>
+        <w:t>d be distributed across the network.</w:t>
       </w:r>
     </w:p>
     <w:p>
       <w:r>
-        <w:t>Successful implementations had changed the role of dispatchers. Rather than manually searching through every feasible assignment, users monitored recommendations, handled exceptions, communicated with drivers and customers, and corrected missing information. At the strongest customer sites, management described the transition as an operating-model change rather than a software installation. At weaker sites, the new system had been inserted alongside existing spreadsheets, message threads, and informal rules.</w:t>
+        <w:t>Successful implementations had changed the role of dispatchers. Rather than manually searching through every feasible assignment, users monitored recommendations, handled exceptions, communicated with drivers and customers, and corrected missing information. At the strongest customer sites, management described the transition as an operating-model change rather than a software installation. At weaker sites, the new system had been inserted alongside existing spreadsheets, message threads, and informal rules</w:t>
+      </w:r>
+      <w:r>
+        <w:t>.</w:t>
       </w:r>
     </w:p>
     <w:p>
@@ -1149,12 +1147,18 @@
     </w:p>
     <w:p>
       <w:r>
-        <w:t>Northstar Freight had reached high adherence quickly. Its president announced that the platform would become the default decision process, reassured employees that roles would change rather than disappear, and moved planners to a shared operating desk. For the first month, Dispatch Dynamics personnel joined daily review sessions. Every override required one of six reason codes, and management changed scorecards so that planners were not penalized for network-level empty moves that supported a better downstream plan.</w:t>
+        <w:t>Northstar Freight had reached high adherence quickly. Its president announced that the platform would become the default decision process, reassured employees that roles would change rather than disappear, and moved planners to a shared operating desk. For the first month, Dispatch Dynamics personnel joined daily review sessions. Every override required one of six reason codes, and management changed scorecards so that planners were not penalized for network-level empty moves that supported a better downstr</w:t>
+      </w:r>
+      <w:r>
+        <w:t>eam plan.</w:t>
       </w:r>
     </w:p>
     <w:p>
       <w:r>
-        <w:t>Pioneer Logistics followed a different path. The software was added to the existing transportation-management system, but regional dispatch groups retained their own methods and performance targets. Training focused on interface navigation. Supervisors told users to apply judgment whenever a recommendation ‘did not look right.’ Dispatchers continued to rely on private spreadsheets and text messages from drivers. Pioneer’s chief operating officer argued that these practices preserved customer service; Dispatch Dynamics’ account team believed they prevented the platform from ever receiving a fair test.</w:t>
+        <w:t>Pioneer Logistics followed a different path. The software was added to the existing transportation-management system, but regional dispatch groups retained their own methods and performance targets. Training focused on interface navigation. Supervisors told users to apply judgment whenever a recommendation ‘did not look right.’ Dispatchers continued to rely on private spreadsheets and text messages from drivers. Pioneer’s chief operating officer argued that these practices preserved customer service; Dispat</w:t>
+      </w:r>
+      <w:r>
+        <w:t>ch Dynamics’ account team believed they prevented the platform from ever receiving a fair test.</w:t>
       </w:r>
     </w:p>
     <w:p>
@@ -1605,7 +1609,99 @@
         <w:pStyle w:val="Heading1"/>
       </w:pPr>
       <w:r>
-        <w:t>Framing questions</w:t>
+        <w:t>Discussion Questions</w:t>
+      </w:r>
+    </w:p>
+    <w:p>
+      <w:pPr>
+        <w:pStyle w:val="ListNumber"/>
+        <w:numPr>
+          <w:ilvl w:val="0"/>
+          <w:numId w:val="13"/>
+        </w:numPr>
+      </w:pPr>
+      <w:r>
+        <w:t>How should Dispatch Dynamics define successful use: recommendation adherence, business performance, quality of exceptions, or some combination?</w:t>
+      </w:r>
+    </w:p>
+    <w:p>
+      <w:pPr>
+        <w:pStyle w:val="ListNumber"/>
+        <w:numPr>
+          <w:ilvl w:val="0"/>
+          <w:numId w:val="13"/>
+        </w:numPr>
+      </w:pPr>
+      <w:r>
+        <w:t>What hypotheses could explain low adoption, and what evidence would discriminate among them?</w:t>
+      </w:r>
+    </w:p>
+    <w:p>
+      <w:pPr>
+        <w:pStyle w:val="ListNumber"/>
+        <w:numPr>
+          <w:ilvl w:val="0"/>
+          <w:numId w:val="13"/>
+        </w:numPr>
+      </w:pPr>
+      <w:r>
+        <w:t>Which override categories represent product defects, data defects, organizational conflicts, or valuable human information?</w:t>
+      </w:r>
+    </w:p>
+    <w:p>
+      <w:pPr>
+        <w:pStyle w:val="ListNumber"/>
+        <w:numPr>
+          <w:ilvl w:val="0"/>
+          <w:numId w:val="13"/>
+        </w:numPr>
+      </w:pPr>
+      <w:r>
+        <w:t>How should the company redesign implementation, training, incentives, workflow, or the product itself?</w:t>
+      </w:r>
+    </w:p>
+    <w:p>
+      <w:pPr>
+        <w:pStyle w:val="ListNumber"/>
+        <w:numPr>
+          <w:ilvl w:val="0"/>
+          <w:numId w:val="13"/>
+        </w:numPr>
+      </w:pPr>
+      <w:r>
+        <w:t>Which initiatives in Exhibit 3 should receive the $1.2 million budget, and in what sequence?</w:t>
+      </w:r>
+    </w:p>
+    <w:p>
+      <w:pPr>
+        <w:pStyle w:val="ListNumber"/>
+        <w:numPr>
+          <w:ilvl w:val="0"/>
+          <w:numId w:val="13"/>
+        </w:numPr>
+      </w:pPr>
+      <w:r>
+        <w:t>What risks arise from increasing adherence too aggressively?</w:t>
+      </w:r>
+    </w:p>
+    <w:p>
+      <w:pPr>
+        <w:pStyle w:val="ListNumber"/>
+        <w:numPr>
+          <w:ilvl w:val="0"/>
+          <w:numId w:val="13"/>
+        </w:numPr>
+      </w:pPr>
+      <w:r>
+        <w:t>How should Dispatch Dynamics learn from customer overrides without allowing users to bypass the system indefinitely?</w:t>
+      </w:r>
+    </w:p>
+    <w:p>
+      <w:pPr>
+        <w:pStyle w:val="Heading1"/>
+      </w:pPr>
+      <w:r>
+        <w:t>Decision Framing Questions</w:t>
       </w:r>
     </w:p>
     <w:p>
@@ -1618,15 +1714,7 @@
         <w:spacing w:after="80" w:line="247" w:lineRule="auto"/>
       </w:pPr>
       <w:r>
-        <w:t xml:space="preserve">Identify the different metrics that can be used to evaluate every aspect of the performance of the system?  Organize these into a pyramid to indicate </w:t>
-      </w:r>
-      <w:proofErr w:type="gramStart"/>
-      <w:r>
-        <w:t>the relative</w:t>
-      </w:r>
-      <w:proofErr w:type="gramEnd"/>
-      <w:r>
-        <w:t xml:space="preserve"> importance, following the style given here.</w:t>
+        <w:t>Identify the different metrics that can be used to evaluate every aspect of the performance of the system?  Organize these into a pyramid to indicate the relative importance, following the style given here.</w:t>
       </w:r>
     </w:p>
     <w:p>
@@ -1735,6 +1823,7 @@
         <w:spacing w:after="80" w:line="247" w:lineRule="auto"/>
       </w:pPr>
       <w:r>
+        <w:lastRenderedPageBreak/>
         <w:t>Which sources of uncertainty would be captured using average performance over time?</w:t>
       </w:r>
     </w:p>
@@ -1800,15 +1889,7 @@
         <w:spacing w:after="80" w:line="247" w:lineRule="auto"/>
       </w:pPr>
       <w:r>
-        <w:t xml:space="preserve">Using the same </w:t>
-      </w:r>
-      <w:proofErr w:type="gramStart"/>
-      <w:r>
-        <w:t>decision</w:t>
-      </w:r>
-      <w:proofErr w:type="gramEnd"/>
-      <w:r>
-        <w:t xml:space="preserve"> you identified in (6), identify the people, departments, groups or organizations that you would need to work with to implement the decision?</w:t>
+        <w:t>Using the same decision you identified in (6), identify the people, departments, groups or organizations that you would need to work with to implement the decision?</w:t>
       </w:r>
     </w:p>
     <w:p>
@@ -1833,112 +1914,15 @@
       </w:pPr>
       <w:r>
         <w:lastRenderedPageBreak/>
-        <w:t>Discussion Questions</w:t>
-      </w:r>
-    </w:p>
-    <w:p>
-      <w:pPr>
-        <w:pStyle w:val="ListNumber"/>
-        <w:numPr>
-          <w:ilvl w:val="0"/>
-          <w:numId w:val="13"/>
-        </w:numPr>
-      </w:pPr>
-      <w:r>
-        <w:t>How should Dispatch Dynamics define successful use: recommendation adherence, business performance, quality of exceptions, or some combination?</w:t>
-      </w:r>
-    </w:p>
-    <w:p>
-      <w:pPr>
-        <w:pStyle w:val="ListNumber"/>
-        <w:numPr>
-          <w:ilvl w:val="0"/>
-          <w:numId w:val="13"/>
-        </w:numPr>
-      </w:pPr>
-      <w:r>
-        <w:t xml:space="preserve">What hypotheses could explain low adoption, and what evidence would discriminate </w:t>
-      </w:r>
-      <w:proofErr w:type="gramStart"/>
-      <w:r>
-        <w:t>among</w:t>
-      </w:r>
-      <w:proofErr w:type="gramEnd"/>
-      <w:r>
-        <w:t xml:space="preserve"> them?</w:t>
-      </w:r>
-    </w:p>
-    <w:p>
-      <w:pPr>
-        <w:pStyle w:val="ListNumber"/>
-        <w:numPr>
-          <w:ilvl w:val="0"/>
-          <w:numId w:val="13"/>
-        </w:numPr>
-      </w:pPr>
-      <w:r>
-        <w:t>Which override categories represent product defects, data defects, organizational conflicts, or valuable human information?</w:t>
-      </w:r>
-    </w:p>
-    <w:p>
-      <w:pPr>
-        <w:pStyle w:val="ListNumber"/>
-        <w:numPr>
-          <w:ilvl w:val="0"/>
-          <w:numId w:val="13"/>
-        </w:numPr>
-      </w:pPr>
-      <w:r>
-        <w:t>How should the company redesign implementation, training, incentives, workflow, or the product itself?</w:t>
-      </w:r>
-    </w:p>
-    <w:p>
-      <w:pPr>
-        <w:pStyle w:val="ListNumber"/>
-        <w:numPr>
-          <w:ilvl w:val="0"/>
-          <w:numId w:val="13"/>
-        </w:numPr>
-      </w:pPr>
-      <w:r>
-        <w:t>Which initiatives in Exhibit 3 should receive the $1.2 million budget, and in what sequence?</w:t>
-      </w:r>
-    </w:p>
-    <w:p>
-      <w:pPr>
-        <w:pStyle w:val="ListNumber"/>
-        <w:numPr>
-          <w:ilvl w:val="0"/>
-          <w:numId w:val="13"/>
-        </w:numPr>
-      </w:pPr>
-      <w:r>
-        <w:t>What risks arise from increasing adherence too aggressively?</w:t>
-      </w:r>
-    </w:p>
-    <w:p>
-      <w:pPr>
-        <w:pStyle w:val="ListNumber"/>
-        <w:numPr>
-          <w:ilvl w:val="0"/>
-          <w:numId w:val="13"/>
-        </w:numPr>
-      </w:pPr>
-      <w:r>
-        <w:t>How should Dispatch Dynamics learn from customer overrides without allowing users to bypass the system indefinitely?</w:t>
-      </w:r>
-    </w:p>
-    <w:p>
-      <w:pPr>
-        <w:pStyle w:val="Heading1"/>
-      </w:pPr>
-      <w:r>
         <w:t>Case Note</w:t>
       </w:r>
     </w:p>
     <w:p>
       <w:r>
-        <w:t>This fictional teaching case was informed by recurring themes in the uploaded truckload decision-automation case studies and change-management materials: adoption and performance links, trust in recommendations, the shift from manual planning to exception management, the importance of workflow and leadership alignment, evolving employee roles, data readiness, and the continuing need for legitimate human intervention. All organizations, people, events, and numerical exhibits in this case are invented for instructional use.</w:t>
+        <w:t>This fictional teaching case was informed by recurring themes in the uploaded truckload decision-automation case studies and change-management materials: adoption and performance links, trust in recommendations, the shift from manual planning to exception management, the importance of workflow and leadership alignment, evolving employee roles, data readiness, and the continuing need for legitimate human intervention. All organizations, people, events, and numerical exhibits in this case are invented for ins</w:t>
+      </w:r>
+      <w:r>
+        <w:t>tructional use.</w:t>
       </w:r>
     </w:p>
     <w:p>
@@ -1971,23 +1955,7 @@
         <w:t>a</w:t>
       </w:r>
       <w:r>
-        <w:t xml:space="preserve"> case study using the context of a software company, "Dynamic Dispatching" that develops software for the truckload industry. You may use the case studies in the folder C:\Users\Warren Powell\Dropbox\Warrens documents\Optimal Dynamics\OD case studies, but do not use any names of real companies. "Dispatch Dynamics" has enjoyed </w:t>
-      </w:r>
-      <w:proofErr w:type="gramStart"/>
-      <w:r>
-        <w:t>a number of</w:t>
-      </w:r>
-      <w:proofErr w:type="gramEnd"/>
-      <w:r>
-        <w:t xml:space="preserve"> successful implementations of their dispatch software, but there are too many companies who do not use the recommendations of what to do with each driver. The business challenge is to discover why these customers are not using the </w:t>
-      </w:r>
-      <w:proofErr w:type="gramStart"/>
-      <w:r>
-        <w:t>system, and</w:t>
-      </w:r>
-      <w:proofErr w:type="gramEnd"/>
-      <w:r>
-        <w:t xml:space="preserve"> explore the steps that "Dispatch Dynamics" might take to better understand user acceptance.</w:t>
+        <w:t xml:space="preserve"> case study using the context of a software company, "Dynamic Dispatching" that develops software for the truckload industry. You may use the case studies in the folder C:\Users\Warren Powell\Dropbox\Warrens documents\Optimal Dynamics\OD case studies, but do not use any names of real companies. "Dispatch Dynamics" has enjoyed a number of successful implementations of their dispatch software, but there are too many companies who do not use the recommendations of what to do with each driver. The business challenge is to discover why these customers are not using the system, and explore the steps that "Dispatch Dynamics" might take to better understand user acceptance.</w:t>
       </w:r>
     </w:p>
     <w:p>
@@ -2155,23 +2123,7 @@
       <w:pStyle w:val="Footer"/>
     </w:pPr>
     <w:r>
-      <w:t xml:space="preserve">Teaching </w:t>
-    </w:r>
-    <w:proofErr w:type="gramStart"/>
-    <w:r>
-      <w:t>case  |</w:t>
-    </w:r>
-    <w:proofErr w:type="gramEnd"/>
-    <w:r>
-      <w:t xml:space="preserve">  Fictionalized from industry </w:t>
-    </w:r>
-    <w:proofErr w:type="gramStart"/>
-    <w:r>
-      <w:t>patterns  |</w:t>
-    </w:r>
-    <w:proofErr w:type="gramEnd"/>
-    <w:r>
-      <w:t xml:space="preserve">  </w:t>
+      <w:t xml:space="preserve">Teaching case  |  Fictionalized from industry patterns  |  </w:t>
     </w:r>
     <w:r>
       <w:fldChar w:fldCharType="begin"/>

--- a/assets/cases/Dispatch_Dynamics_Recommendation_Gap_Case.docx
+++ b/assets/cases/Dispatch_Dynamics_Recommendation_Gap_Case.docx
@@ -1714,7 +1714,7 @@
         <w:spacing w:after="80" w:line="247" w:lineRule="auto"/>
       </w:pPr>
       <w:r>
-        <w:t>Identify the different metrics that can be used to evaluate every aspect of the performance of the system?  Organize these into a pyramid to indicate the relative importance, following the style given here.</w:t>
+        <w:t xml:space="preserve">Identify and describe the responsibilities of the decision maker. This should set the scope of the problem.</w:t>
       </w:r>
     </w:p>
     <w:p>
@@ -1727,29 +1727,18 @@
         <w:spacing w:after="80" w:line="247" w:lineRule="auto"/>
       </w:pPr>
       <w:r>
-        <w:t xml:space="preserve">What are the types of decisions? Use the </w:t>
+        <w:t xml:space="preserve">Use the </w:t>
       </w:r>
-      <w:hyperlink r:id="rId8" w:anchor="types-of-decision-settings" w:history="1">
+      <w:hyperlink r:id="rId16">
         <w:r>
           <w:rPr>
             <w:rStyle w:val="Hyperlink"/>
           </w:rPr>
-          <w:t>list of decision types here as a guide</w:t>
+          <w:t xml:space="preserve">metrics pyramid tool</w:t>
         </w:r>
       </w:hyperlink>
       <w:r>
-        <w:t xml:space="preserve">, illustrated by the </w:t>
-      </w:r>
-      <w:hyperlink r:id="rId9" w:anchor="from-apps-to-types" w:history="1">
-        <w:r>
-          <w:rPr>
-            <w:rStyle w:val="Hyperlink"/>
-          </w:rPr>
-          <w:t>applications here</w:t>
-        </w:r>
-      </w:hyperlink>
-      <w:r>
-        <w:t xml:space="preserve">.  </w:t>
+        <w:t xml:space="preserve"> to identify and prioritize the different performance metrics. Click on the oval holding the metric to identify whether it is a metric to be maximized (green), minimized (red), a target that is a floor (light green) or a ceiling (light red), or finally a target (purple).</w:t>
       </w:r>
     </w:p>
     <w:p>
@@ -1764,16 +1753,27 @@
       <w:r>
         <w:t xml:space="preserve">Use the </w:t>
       </w:r>
-      <w:hyperlink r:id="rId10" w:history="1">
+      <w:hyperlink r:id="rId17">
         <w:r>
           <w:rPr>
             <w:rStyle w:val="Hyperlink"/>
           </w:rPr>
-          <w:t>interactive framing matrix here</w:t>
+          <w:t xml:space="preserve">decision prioritization tool</w:t>
         </w:r>
       </w:hyperlink>
       <w:r>
-        <w:t xml:space="preserve"> to fill out the performance metrics along the top (from most to least important) followed by the list of decisions (in any order).  Use your judgment to assess whether the impact of each decision on each metric is H (high impact), M (medium), L (low) or N (none).  Finally, use the resulting matrix to rank the decisions in terms of their impact on the most important metrics.</w:t>
+        <w:t xml:space="preserve"> to first list the different types of decisions (use the </w:t>
+      </w:r>
+      <w:hyperlink r:id="rId18">
+        <w:r>
+          <w:rPr>
+            <w:rStyle w:val="Hyperlink"/>
+          </w:rPr>
+          <w:t xml:space="preserve">types of decisions</w:t>
+        </w:r>
+      </w:hyperlink>
+      <w:r>
+        <w:t xml:space="preserve"> as a guide). These will then populate the rows of the matrix to the right, where the columns are the performance metrics sorted left to right by the priority in the pyramid above. Click on each cell to indicate if the impact of the decision on each metric is high (red), medium (orange), low (yellow) or none (white).</w:t>
       </w:r>
     </w:p>
     <w:p>
@@ -1786,18 +1786,7 @@
         <w:spacing w:after="80" w:line="247" w:lineRule="auto"/>
       </w:pPr>
       <w:r>
-        <w:t xml:space="preserve">What are the different sources of uncertainty?  Use the </w:t>
-      </w:r>
-      <w:hyperlink r:id="rId11" w:anchor="categories" w:history="1">
-        <w:r>
-          <w:rPr>
-            <w:rStyle w:val="Hyperlink"/>
-          </w:rPr>
-          <w:t>12 categories of uncertainty here as a guide</w:t>
-        </w:r>
-      </w:hyperlink>
-      <w:r>
-        <w:t>.</w:t>
+        <w:t xml:space="preserve">You can grab the handle (three bars) farthest to the left on each row to move it up or down. Sort the rows so that the decisions with the greatest impact on the most important metrics are toward the top. The cells in the upper left-hand corner should have the greatest concentration of red and orange cells. At this point identify the decisions that should receive the most attention in your study. If you do not have any decisions with a medium or high impact on the most important metrics, revisit your list of decisions.</w:t>
       </w:r>
     </w:p>
     <w:p>
@@ -1810,7 +1799,42 @@
         <w:spacing w:after="80" w:line="247" w:lineRule="auto"/>
       </w:pPr>
       <w:r>
-        <w:t>Repeat the exercise in (3), but this time using uncertainties instead of decisions.</w:t>
+        <w:t xml:space="preserve">Repeat the process to list and prioritize the uncertainties using the </w:t>
+      </w:r>
+      <w:hyperlink r:id="rId19">
+        <w:r>
+          <w:rPr>
+            <w:rStyle w:val="Hyperlink"/>
+          </w:rPr>
+          <w:t xml:space="preserve">uncertainty prioritization tool</w:t>
+        </w:r>
+      </w:hyperlink>
+      <w:r>
+        <w:t xml:space="preserve">. Use the </w:t>
+      </w:r>
+      <w:hyperlink r:id="rId20">
+        <w:r>
+          <w:rPr>
+            <w:rStyle w:val="Hyperlink"/>
+          </w:rPr>
+          <w:t xml:space="preserve">categories of uncertainty</w:t>
+        </w:r>
+      </w:hyperlink>
+      <w:r>
+        <w:t xml:space="preserve"> to help you identify these.</w:t>
+      </w:r>
+    </w:p>
+    <w:p>
+      <w:pPr>
+        <w:pStyle w:val="ListParagraph"/>
+        <w:numPr>
+          <w:ilvl w:val="0"/>
+          <w:numId w:val="11"/>
+        </w:numPr>
+        <w:spacing w:after="80" w:line="247" w:lineRule="auto"/>
+      </w:pPr>
+      <w:r>
+        <w:t xml:space="preserve">It is important to differentiate uncertainties that can be evaluated on average, or as risk events:</w:t>
       </w:r>
     </w:p>
     <w:p>
@@ -1823,8 +1847,7 @@
         <w:spacing w:after="80" w:line="247" w:lineRule="auto"/>
       </w:pPr>
       <w:r>
-        <w:lastRenderedPageBreak/>
-        <w:t>Which sources of uncertainty would be captured using average performance over time?</w:t>
+        <w:t xml:space="preserve">Which sources of uncertainty would be captured using average performance over time?</w:t>
       </w:r>
     </w:p>
     <w:p>
@@ -1837,7 +1860,7 @@
         <w:spacing w:after="80" w:line="247" w:lineRule="auto"/>
       </w:pPr>
       <w:r>
-        <w:t>Which sources of uncertainty represent forms of risk that are not properly captured using averages?</w:t>
+        <w:t xml:space="preserve">Which sources of uncertainty represent forms of risk that are not properly captured using averages?</w:t>
       </w:r>
     </w:p>
     <w:p>
@@ -1850,7 +1873,7 @@
         <w:spacing w:after="80" w:line="247" w:lineRule="auto"/>
       </w:pPr>
       <w:r>
-        <w:t xml:space="preserve">Choose the single decision that seems to have the highest impact on the most important metric.  </w:t>
+        <w:t xml:space="preserve">Choose the single decision that seems to have the highest impact on the most important metric.</w:t>
       </w:r>
     </w:p>
     <w:p>
@@ -1863,7 +1886,7 @@
         <w:spacing w:after="80" w:line="247" w:lineRule="auto"/>
       </w:pPr>
       <w:r>
-        <w:t>What approach do you think you would use to make this decision?</w:t>
+        <w:t xml:space="preserve">What approach do you think you would use to make this decision?</w:t>
       </w:r>
     </w:p>
     <w:p>
@@ -1876,7 +1899,7 @@
         <w:spacing w:after="80" w:line="247" w:lineRule="auto"/>
       </w:pPr>
       <w:r>
-        <w:t>What data appears to be necessary to make this decision, including the calculation of any performance metrics where the decision would have a high or medium impact.</w:t>
+        <w:t xml:space="preserve">What data appears to be necessary to make this decision, including the calculation of any performance metrics where the decision would have a high or medium impact.</w:t>
       </w:r>
     </w:p>
     <w:p>
@@ -1889,23 +1912,7 @@
         <w:spacing w:after="80" w:line="247" w:lineRule="auto"/>
       </w:pPr>
       <w:r>
-        <w:t>Using the same decision you identified in (6), identify the people, departments, groups or organizations that you would need to work with to implement the decision?</w:t>
-      </w:r>
-    </w:p>
-    <w:p>
-      <w:pPr>
-        <w:spacing w:after="200" w:line="276" w:lineRule="auto"/>
-        <w:rPr>
-          <w:rFonts w:asciiTheme="majorHAnsi" w:eastAsiaTheme="majorEastAsia" w:hAnsiTheme="majorHAnsi" w:cstheme="majorBidi"/>
-          <w:b/>
-          <w:bCs/>
-          <w:color w:val="17365D"/>
-          <w:sz w:val="28"/>
-          <w:szCs w:val="28"/>
-        </w:rPr>
-      </w:pPr>
-      <w:r>
-        <w:br w:type="page"/>
+        <w:t xml:space="preserve">Using the same decision you identified in (7), identify the people, departments, groups or organizations that you would need to work with to implement the decision.</w:t>
       </w:r>
     </w:p>
     <w:p>
